--- a/reports/四川生物医药产业集团创新事业部政策信息简报_20260920.docx
+++ b/reports/四川生物医药产业集团创新事业部政策信息简报_20260920.docx
@@ -239,6 +239,124 @@
                 <w:color w:val="000000"/>
                 <w:sz w:val="24"/>
               </w:rPr>
+              <w:t>关于进一步加强罕见病防治工作的通知</w:t>
+            </w:r>
+          </w:p>
+        </w:tc>
+        <w:tc>
+          <w:tcPr>
+            <w:tcW w:type="dxa" w:w="2154"/>
+            <w:tcBorders>
+              <w:top w:val="none"/>
+              <w:left w:val="none"/>
+              <w:bottom w:val="none"/>
+              <w:right w:val="none"/>
+            </w:tcBorders>
+          </w:tcPr>
+          <w:p>
+            <w:pPr>
+              <w:spacing w:line="240" w:lineRule="auto" w:before="60" w:after="60"/>
+              <w:ind w:firstLine="0"/>
+              <w:jc w:val="left"/>
+            </w:pPr>
+            <w:r/>
+            <w:r>
+              <w:rPr>
+                <w:rFonts w:ascii="Times New Roman" w:hAnsi="Times New Roman" w:eastAsia="方正仿宋简体" w:cs="Times New Roman"/>
+                <w:b w:val="0"/>
+                <w:i w:val="0"/>
+                <w:color w:val="000000"/>
+                <w:sz w:val="24"/>
+              </w:rPr>
+              <w:t>国家卫生健康委办公厅 国家中医药局综合司</w:t>
+            </w:r>
+          </w:p>
+        </w:tc>
+        <w:tc>
+          <w:tcPr>
+            <w:tcW w:type="dxa" w:w="1361"/>
+            <w:tcBorders>
+              <w:top w:val="none"/>
+              <w:left w:val="none"/>
+              <w:bottom w:val="none"/>
+              <w:right w:val="none"/>
+            </w:tcBorders>
+          </w:tcPr>
+          <w:p>
+            <w:pPr>
+              <w:spacing w:line="240" w:lineRule="auto" w:before="60" w:after="60"/>
+              <w:ind w:firstLine="0"/>
+              <w:jc w:val="center"/>
+            </w:pPr>
+            <w:r/>
+            <w:r>
+              <w:rPr>
+                <w:rFonts w:ascii="Times New Roman" w:hAnsi="Times New Roman" w:eastAsia="方正仿宋简体" w:cs="Times New Roman"/>
+                <w:b w:val="0"/>
+                <w:i w:val="0"/>
+                <w:color w:val="000000"/>
+                <w:sz w:val="24"/>
+              </w:rPr>
+              <w:t>2026-09-20</w:t>
+            </w:r>
+          </w:p>
+        </w:tc>
+      </w:tr>
+      <w:tr>
+        <w:tc>
+          <w:tcPr>
+            <w:tcW w:type="dxa" w:w="794"/>
+            <w:tcBorders>
+              <w:top w:val="none"/>
+              <w:left w:val="none"/>
+              <w:bottom w:val="none"/>
+              <w:right w:val="none"/>
+            </w:tcBorders>
+          </w:tcPr>
+          <w:p>
+            <w:pPr>
+              <w:spacing w:line="240" w:lineRule="auto" w:before="60" w:after="60"/>
+              <w:ind w:firstLine="0"/>
+              <w:jc w:val="center"/>
+            </w:pPr>
+            <w:r/>
+            <w:r>
+              <w:rPr>
+                <w:rFonts w:ascii="Times New Roman" w:hAnsi="Times New Roman" w:eastAsia="方正仿宋简体" w:cs="Times New Roman"/>
+                <w:b w:val="0"/>
+                <w:i w:val="0"/>
+                <w:color w:val="000000"/>
+                <w:sz w:val="24"/>
+              </w:rPr>
+              <w:t>2</w:t>
+            </w:r>
+          </w:p>
+        </w:tc>
+        <w:tc>
+          <w:tcPr>
+            <w:tcW w:type="dxa" w:w="4535"/>
+            <w:tcBorders>
+              <w:top w:val="none"/>
+              <w:left w:val="none"/>
+              <w:bottom w:val="none"/>
+              <w:right w:val="none"/>
+            </w:tcBorders>
+          </w:tcPr>
+          <w:p>
+            <w:pPr>
+              <w:spacing w:line="240" w:lineRule="auto" w:before="60" w:after="60"/>
+              <w:ind w:firstLine="0"/>
+              <w:jc w:val="left"/>
+            </w:pPr>
+            <w:r/>
+            <w:r>
+              <w:rPr>
+                <w:rFonts w:ascii="Times New Roman" w:hAnsi="Times New Roman" w:eastAsia="方正仿宋简体" w:cs="Times New Roman"/>
+                <w:b w:val="0"/>
+                <w:i w:val="0"/>
+                <w:color w:val="000000"/>
+                <w:sz w:val="24"/>
+              </w:rPr>
               <w:t>人力资源社会保障部等4部门关于支持海洋经济发展促进就业创业的通知</w:t>
             </w:r>
           </w:p>
@@ -328,7 +446,7 @@
                 <w:color w:val="000000"/>
                 <w:sz w:val="24"/>
               </w:rPr>
-              <w:t>2</w:t>
+              <w:t>3</w:t>
             </w:r>
           </w:p>
         </w:tc>
@@ -446,124 +564,6 @@
                 <w:color w:val="000000"/>
                 <w:sz w:val="24"/>
               </w:rPr>
-              <w:t>3</w:t>
-            </w:r>
-          </w:p>
-        </w:tc>
-        <w:tc>
-          <w:tcPr>
-            <w:tcW w:type="dxa" w:w="4535"/>
-            <w:tcBorders>
-              <w:top w:val="none"/>
-              <w:left w:val="none"/>
-              <w:bottom w:val="none"/>
-              <w:right w:val="none"/>
-            </w:tcBorders>
-          </w:tcPr>
-          <w:p>
-            <w:pPr>
-              <w:spacing w:line="240" w:lineRule="auto" w:before="60" w:after="60"/>
-              <w:ind w:firstLine="0"/>
-              <w:jc w:val="left"/>
-            </w:pPr>
-            <w:r/>
-            <w:r>
-              <w:rPr>
-                <w:rFonts w:ascii="Times New Roman" w:hAnsi="Times New Roman" w:eastAsia="方正仿宋简体" w:cs="Times New Roman"/>
-                <w:b w:val="0"/>
-                <w:i w:val="0"/>
-                <w:color w:val="000000"/>
-                <w:sz w:val="24"/>
-              </w:rPr>
-              <w:t>国务院办公厅关于提升中药质量促进中医药产业高质量发展的意见</w:t>
-            </w:r>
-          </w:p>
-        </w:tc>
-        <w:tc>
-          <w:tcPr>
-            <w:tcW w:type="dxa" w:w="2154"/>
-            <w:tcBorders>
-              <w:top w:val="none"/>
-              <w:left w:val="none"/>
-              <w:bottom w:val="none"/>
-              <w:right w:val="none"/>
-            </w:tcBorders>
-          </w:tcPr>
-          <w:p>
-            <w:pPr>
-              <w:spacing w:line="240" w:lineRule="auto" w:before="60" w:after="60"/>
-              <w:ind w:firstLine="0"/>
-              <w:jc w:val="left"/>
-            </w:pPr>
-            <w:r/>
-            <w:r>
-              <w:rPr>
-                <w:rFonts w:ascii="Times New Roman" w:hAnsi="Times New Roman" w:eastAsia="方正仿宋简体" w:cs="Times New Roman"/>
-                <w:b w:val="0"/>
-                <w:i w:val="0"/>
-                <w:color w:val="000000"/>
-                <w:sz w:val="24"/>
-              </w:rPr>
-              <w:t>国务院办公厅</w:t>
-            </w:r>
-          </w:p>
-        </w:tc>
-        <w:tc>
-          <w:tcPr>
-            <w:tcW w:type="dxa" w:w="1361"/>
-            <w:tcBorders>
-              <w:top w:val="none"/>
-              <w:left w:val="none"/>
-              <w:bottom w:val="none"/>
-              <w:right w:val="none"/>
-            </w:tcBorders>
-          </w:tcPr>
-          <w:p>
-            <w:pPr>
-              <w:spacing w:line="240" w:lineRule="auto" w:before="60" w:after="60"/>
-              <w:ind w:firstLine="0"/>
-              <w:jc w:val="center"/>
-            </w:pPr>
-            <w:r/>
-            <w:r>
-              <w:rPr>
-                <w:rFonts w:ascii="Times New Roman" w:hAnsi="Times New Roman" w:eastAsia="方正仿宋简体" w:cs="Times New Roman"/>
-                <w:b w:val="0"/>
-                <w:i w:val="0"/>
-                <w:color w:val="000000"/>
-                <w:sz w:val="24"/>
-              </w:rPr>
-              <w:t>2025-03-20</w:t>
-            </w:r>
-          </w:p>
-        </w:tc>
-      </w:tr>
-      <w:tr>
-        <w:tc>
-          <w:tcPr>
-            <w:tcW w:type="dxa" w:w="794"/>
-            <w:tcBorders>
-              <w:top w:val="none"/>
-              <w:left w:val="none"/>
-              <w:bottom w:val="none"/>
-              <w:right w:val="none"/>
-            </w:tcBorders>
-          </w:tcPr>
-          <w:p>
-            <w:pPr>
-              <w:spacing w:line="240" w:lineRule="auto" w:before="60" w:after="60"/>
-              <w:ind w:firstLine="0"/>
-              <w:jc w:val="center"/>
-            </w:pPr>
-            <w:r/>
-            <w:r>
-              <w:rPr>
-                <w:rFonts w:ascii="Times New Roman" w:hAnsi="Times New Roman" w:eastAsia="方正仿宋简体" w:cs="Times New Roman"/>
-                <w:b w:val="0"/>
-                <w:i w:val="0"/>
-                <w:color w:val="000000"/>
-                <w:sz w:val="24"/>
-              </w:rPr>
               <w:t>4</w:t>
             </w:r>
           </w:p>
@@ -593,7 +593,7 @@
                 <w:color w:val="000000"/>
                 <w:sz w:val="24"/>
               </w:rPr>
-              <w:t>国家医保局 人力资源社会保障部 国家卫生健康委 国家药监局关于加强药品追溯码在医疗保障和工伤保险领域采集应用的通知</w:t>
+              <w:t>农业农村部落实中共中央国务院关于进一步深化农村改革扎实推进乡村全面振兴工作部署的实施意见</w:t>
             </w:r>
           </w:p>
         </w:tc>
@@ -622,7 +622,7 @@
                 <w:color w:val="000000"/>
                 <w:sz w:val="24"/>
               </w:rPr>
-              <w:t>国家医保局 人力资源社会保障部 国家卫生健康委 国家药监局</w:t>
+              <w:t>农业农村部</w:t>
             </w:r>
           </w:p>
         </w:tc>
@@ -651,7 +651,7 @@
                 <w:color w:val="000000"/>
                 <w:sz w:val="24"/>
               </w:rPr>
-              <w:t>2025-03-20</w:t>
+              <w:t>2025-02-25</w:t>
             </w:r>
           </w:p>
         </w:tc>
@@ -711,7 +711,7 @@
                 <w:color w:val="000000"/>
                 <w:sz w:val="24"/>
               </w:rPr>
-              <w:t>国家药监局关于进一步调整和优化进口医疗器械产品在中国境内企业生产有关事项的公告</w:t>
+              <w:t>国家医疗保障局办公室关于印发《医保领域“高效办成一件事”2025年度第一批重点事项清单》的通知</w:t>
             </w:r>
           </w:p>
         </w:tc>
@@ -740,7 +740,7 @@
                 <w:color w:val="000000"/>
                 <w:sz w:val="24"/>
               </w:rPr>
-              <w:t>国家药监局</w:t>
+              <w:t>国家医疗保障局办公室</w:t>
             </w:r>
           </w:p>
         </w:tc>
@@ -769,7 +769,7 @@
                 <w:color w:val="000000"/>
                 <w:sz w:val="24"/>
               </w:rPr>
-              <w:t>2025-03-19</w:t>
+              <w:t>2025-02-18</w:t>
             </w:r>
           </w:p>
         </w:tc>
@@ -829,7 +829,7 @@
                 <w:color w:val="000000"/>
                 <w:sz w:val="24"/>
               </w:rPr>
-              <w:t>国家医保局印发《神经系统类医疗服务价格项目立项指南（试行）》（脑机接口价格单独立项）</w:t>
+              <w:t>国家中医药管理局关于印发《国家中医药管理局重点实验室管理办法》的通知</w:t>
             </w:r>
           </w:p>
         </w:tc>
@@ -858,7 +858,7 @@
                 <w:color w:val="000000"/>
                 <w:sz w:val="24"/>
               </w:rPr>
-              <w:t>国家医疗保障局</w:t>
+              <w:t>国家中医药局</w:t>
             </w:r>
           </w:p>
         </w:tc>
@@ -887,7 +887,7 @@
                 <w:color w:val="000000"/>
                 <w:sz w:val="24"/>
               </w:rPr>
-              <w:t>2025-03-12</w:t>
+              <w:t>2025-02-13</w:t>
             </w:r>
           </w:p>
         </w:tc>
@@ -947,7 +947,7 @@
                 <w:color w:val="000000"/>
                 <w:sz w:val="24"/>
               </w:rPr>
-              <w:t>国家卫生健康委 人力资源社会保障部 国家疾控局 全国总工会关于印发《职业病分类和 目录》的通知 职业病分类和目录</w:t>
+              <w:t>关于印发《国家重点研发计划资金管理办法》的通知</w:t>
             </w:r>
           </w:p>
         </w:tc>
@@ -976,7 +976,7 @@
                 <w:color w:val="000000"/>
                 <w:sz w:val="24"/>
               </w:rPr>
-              <w:t>国家卫生健康委员会</w:t>
+              <w:t>财政部 科技部</w:t>
             </w:r>
           </w:p>
         </w:tc>
@@ -1005,7 +1005,7 @@
                 <w:color w:val="000000"/>
                 <w:sz w:val="24"/>
               </w:rPr>
-              <w:t>2025-02-28</w:t>
+              <w:t>2025-02-12</w:t>
             </w:r>
           </w:p>
         </w:tc>
@@ -1065,7 +1065,7 @@
                 <w:color w:val="000000"/>
                 <w:sz w:val="24"/>
               </w:rPr>
-              <w:t>国家卫生健康委 民政部 国家医保局 国家中医药局 国家疾控局关于促进医养结合服务高　质量发展的指导意见</w:t>
+              <w:t>中央组织部 人力资源社会保障部 外交部 教育部 科技部 公安部 中国人民银行 海关总署　国家医保局 国家移民局关于进一步做好留学人才回国服务工作的意见</w:t>
             </w:r>
           </w:p>
         </w:tc>
@@ -1123,7 +1123,7 @@
                 <w:color w:val="000000"/>
                 <w:sz w:val="24"/>
               </w:rPr>
-              <w:t>2025-02-28</w:t>
+              <w:t>2025-02-10</w:t>
             </w:r>
           </w:p>
         </w:tc>
@@ -1160,7 +1160,72 @@
           <w:color w:val="000000"/>
           <w:sz w:val="24"/>
         </w:rPr>
-        <w:t>1. 《人力资源社会保障部等4部门关于支持海洋经济发展促进就业创业的通知》（发布机关：人力资源社会保障部 自然资源部 国家发展改革委 交通运输部，发布日期：2026-06-16）</w:t>
+        <w:t>1. 《关于进一步加强罕见病防治工作的通知》（发布机关：国家卫生健康委办公厅 国家中医药局综合司，发布日期：2026-09-20）</w:t>
+      </w:r>
+    </w:p>
+    <w:p>
+      <w:pPr>
+        <w:spacing w:line="360" w:lineRule="auto" w:before="0" w:after="60"/>
+        <w:ind w:firstLine="480"/>
+        <w:jc w:val="both"/>
+      </w:pPr>
+      <w:r>
+        <w:rPr>
+          <w:rFonts w:ascii="Times New Roman" w:hAnsi="Times New Roman" w:eastAsia="方正仿宋简体" w:cs="Times New Roman"/>
+          <w:b w:val="0"/>
+          <w:i w:val="0"/>
+          <w:color w:val="000000"/>
+          <w:sz w:val="24"/>
+        </w:rPr>
+        <w:t>文件主要内容与核心要点：上级医院转诊。 三、提升罕见病诊疗能力水平 （一）总结推广罕见病防治技术方案。各有关机构依托国家科技重大项目、生物医学新技术临床研究和临床转化应用等，推进出生缺陷和罕见病预防、筛查、诊断、治疗等技术</w:t>
+      </w:r>
+      <w:r>
+        <w:rPr>
+          <w:rFonts w:ascii="Times New Roman" w:hAnsi="Times New Roman" w:eastAsia="方正仿宋简体" w:cs="Times New Roman"/>
+          <w:b w:val="0"/>
+          <w:i w:val="0"/>
+          <w:color w:val="000000"/>
+          <w:sz w:val="24"/>
+        </w:rPr>
+        <w:t>（官方原文直达：</w:t>
+      </w:r>
+      <w:r>
+        <w:rPr>
+          <w:rFonts w:ascii="Times New Roman" w:hAnsi="Times New Roman" w:eastAsia="方正仿宋简体" w:cs="Times New Roman"/>
+          <w:b w:val="0"/>
+          <w:i w:val="0"/>
+          <w:color w:val="004886"/>
+          <w:sz w:val="24"/>
+          <w:u w:val="single"/>
+        </w:rPr>
+        <w:t>https://www.gov.cn/zhengce/zhengceku/202609/content_7081591.htm</w:t>
+      </w:r>
+      <w:r>
+        <w:rPr>
+          <w:rFonts w:ascii="Times New Roman" w:hAnsi="Times New Roman" w:eastAsia="方正仿宋简体" w:cs="Times New Roman"/>
+          <w:b w:val="0"/>
+          <w:i w:val="0"/>
+          <w:color w:val="000000"/>
+          <w:sz w:val="24"/>
+        </w:rPr>
+        <w:t>）</w:t>
+      </w:r>
+    </w:p>
+    <w:p>
+      <w:pPr>
+        <w:spacing w:line="360" w:lineRule="auto" w:before="80" w:after="0"/>
+        <w:ind w:firstLine="480"/>
+        <w:jc w:val="both"/>
+      </w:pPr>
+      <w:r>
+        <w:rPr>
+          <w:rFonts w:ascii="Times New Roman" w:hAnsi="Times New Roman" w:eastAsia="方正仿宋简体" w:cs="Times New Roman"/>
+          <w:b/>
+          <w:i w:val="0"/>
+          <w:color w:val="000000"/>
+          <w:sz w:val="24"/>
+        </w:rPr>
+        <w:t>2. 《人力资源社会保障部等4部门关于支持海洋经济发展促进就业创业的通知》（发布机关：人力资源社会保障部 自然资源部 国家发展改革委 交通运输部，发布日期：2026-06-16）</w:t>
       </w:r>
     </w:p>
     <w:p>
@@ -1225,7 +1290,7 @@
           <w:color w:val="000000"/>
           <w:sz w:val="24"/>
         </w:rPr>
-        <w:t>2. 《国务院就业促进和劳动保护工作领导小组关于印发《加力重点领域、重点行业、城乡基层和中小微企业岗位挖潜扩容 支持重点群体就业创业实施方案》的通知》（发布机关：国务院就业促进和劳动保护工作领导小组，发布日期：2025-03-27）</w:t>
+        <w:t>3. 《国务院就业促进和劳动保护工作领导小组关于印发《加力重点领域、重点行业、城乡基层和中小微企业岗位挖潜扩容 支持重点群体就业创业实施方案》的通知》（发布机关：国务院就业促进和劳动保护工作领导小组，发布日期：2025-03-27）</w:t>
       </w:r>
     </w:p>
     <w:p>
@@ -1290,7 +1355,7 @@
           <w:color w:val="000000"/>
           <w:sz w:val="24"/>
         </w:rPr>
-        <w:t>3. 《国务院办公厅关于提升中药质量促进中医药产业高质量发展的意见》（发布机关：国务院办公厅，发布日期：2025-03-20）</w:t>
+        <w:t>4. 《农业农村部落实中共中央国务院关于进一步深化农村改革扎实推进乡村全面振兴工作部署的实施意见》（发布机关：农业农村部，发布日期：2025-02-25）</w:t>
       </w:r>
     </w:p>
     <w:p>
@@ -1307,7 +1372,7 @@
           <w:color w:val="000000"/>
           <w:sz w:val="24"/>
         </w:rPr>
-        <w:t>文件主要内容与核心要点：国务院办公厅关于提升中药质量促进中医药产业高质量发展的意见</w:t>
+        <w:t>文件主要内容与核心要点：应对气候变化韧性。探索开展“天空地”一体化农情灾情监测。加快建设区域农机社会化服务中心和区域农业应急救灾中心。组织“虫口夺粮”保丰收行动，统筹农作物病虫害监测防控基础设施和人才队伍建设，大力推进统防</w:t>
       </w:r>
       <w:r>
         <w:rPr>
@@ -1328,7 +1393,7 @@
           <w:sz w:val="24"/>
           <w:u w:val="single"/>
         </w:rPr>
-        <w:t>https://www.gov.cn/zhengce/zhengceku/202503/content_7014717.htm</w:t>
+        <w:t>https://www.gov.cn/zhengce/zhengceku/202502/content_7005554.htm</w:t>
       </w:r>
       <w:r>
         <w:rPr>
@@ -1355,7 +1420,7 @@
           <w:color w:val="000000"/>
           <w:sz w:val="24"/>
         </w:rPr>
-        <w:t>4. 《国家医保局 人力资源社会保障部 国家卫生健康委 国家药监局关于加强药品追溯码在医疗保障和工伤保险领域采集应用的通知》（发布机关：国家医保局 人力资源社会保障部 国家卫生健康委 国家药监局，发布日期：2025-03-20）</w:t>
+        <w:t>5. 《国家医疗保障局办公室关于印发《医保领域“高效办成一件事”2025年度第一批重点事项清单》的通知》（发布机关：国家医疗保障局办公室，发布日期：2025-02-18）</w:t>
       </w:r>
     </w:p>
     <w:p>
@@ -1372,7 +1437,7 @@
           <w:color w:val="000000"/>
           <w:sz w:val="24"/>
         </w:rPr>
-        <w:t>文件主要内容与核心要点：国家医保局 人力资源社会保障部 国家卫生健康委 国家药监局关于加强药品追溯码在医疗保障和工伤保险领域采集应用的通知</w:t>
+        <w:t>文件主要内容与核心要点：国家医疗保障局办公室关于印发《医保领域“高效办成一件事”2025年度第一批重点事项清单》的通知</w:t>
       </w:r>
       <w:r>
         <w:rPr>
@@ -1393,7 +1458,7 @@
           <w:sz w:val="24"/>
           <w:u w:val="single"/>
         </w:rPr>
-        <w:t>https://www.gov.cn/zhengce/zhengceku/202503/content_7014584.htm</w:t>
+        <w:t>https://www.gov.cn/zhengce/zhengceku/202502/content_7004192.htm</w:t>
       </w:r>
       <w:r>
         <w:rPr>
@@ -1420,7 +1485,7 @@
           <w:color w:val="000000"/>
           <w:sz w:val="24"/>
         </w:rPr>
-        <w:t>5. 《国家药监局关于进一步调整和优化进口医疗器械产品在中国境内企业生产有关事项的公告》（发布机关：国家药监局，发布日期：2025-03-19）</w:t>
+        <w:t>6. 《国家中医药管理局关于印发《国家中医药管理局重点实验室管理办法》的通知》（发布机关：国家中医药局，发布日期：2025-02-13）</w:t>
       </w:r>
     </w:p>
     <w:p>
@@ -1437,7 +1502,7 @@
           <w:color w:val="000000"/>
           <w:sz w:val="24"/>
         </w:rPr>
-        <w:t>文件主要内容与核心要点：国家药监局关于进一步调整和优化进口医疗器械产品在中国境内企业生产有关事项的公告</w:t>
+        <w:t>文件主要内容与核心要点：国家中医药管理局关于印发《国家中医药管理局重点实验室管理办法》的通知</w:t>
       </w:r>
       <w:r>
         <w:rPr>
@@ -1458,7 +1523,7 @@
           <w:sz w:val="24"/>
           <w:u w:val="single"/>
         </w:rPr>
-        <w:t>https://www.gov.cn/zhengce/zhengceku/202503/content_7014420.htm</w:t>
+        <w:t>https://www.gov.cn/zhengce/zhengceku/202502/content_7003583.htm</w:t>
       </w:r>
       <w:r>
         <w:rPr>
@@ -1485,7 +1550,7 @@
           <w:color w:val="000000"/>
           <w:sz w:val="24"/>
         </w:rPr>
-        <w:t>6. 《国家医保局印发《神经系统类医疗服务价格项目立项指南（试行）》（脑机接口价格单独立项）》（发布机关：国家医疗保障局，发布日期：2025-03-12）</w:t>
+        <w:t>7. 《关于印发《国家重点研发计划资金管理办法》的通知》（发布机关：财政部 科技部，发布日期：2025-02-12）</w:t>
       </w:r>
     </w:p>
     <w:p>
@@ -1502,7 +1567,7 @@
           <w:color w:val="000000"/>
           <w:sz w:val="24"/>
         </w:rPr>
-        <w:t>文件主要内容与核心要点：【脑机接口收费路径打通】将神经系统类价格项目整合为82项，前瞻性为脑机接口单独立项：设立“侵入式脑机接口置入费”“侵入式脑机接口取出费”“非侵入式脑机接口适配费”，脑机接口临床收费从此有规可依。</w:t>
+        <w:t>文件主要内容与核心要点：关于印发《国家重点研发计划资金管理办法》的通知</w:t>
       </w:r>
       <w:r>
         <w:rPr>
@@ -1523,7 +1588,7 @@
           <w:sz w:val="24"/>
           <w:u w:val="single"/>
         </w:rPr>
-        <w:t>https://www.nhsa.gov.cn/art/2025/3/12/art_14_15946.html</w:t>
+        <w:t>https://www.gov.cn/zhengce/zhengceku/202502/content_7003423.htm</w:t>
       </w:r>
       <w:r>
         <w:rPr>
@@ -1550,7 +1615,7 @@
           <w:color w:val="000000"/>
           <w:sz w:val="24"/>
         </w:rPr>
-        <w:t>7. 《国家卫生健康委 人力资源社会保障部 国家疾控局 全国总工会关于印发《职业病分类和 目录》的通知 职业病分类和目录》（发布机关：国家卫生健康委员会，发布日期：2025-02-28）</w:t>
+        <w:t>8. 《中央组织部 人力资源社会保障部 外交部 教育部 科技部 公安部 中国人民银行 海关总署　国家医保局 国家移民局关于进一步做好留学人才回国服务工作的意见》（发布机关：国务院政策文件库，发布日期：2025-02-10）</w:t>
       </w:r>
     </w:p>
     <w:p>
@@ -1567,7 +1632,7 @@
           <w:color w:val="000000"/>
           <w:sz w:val="24"/>
         </w:rPr>
-        <w:t>文件主要内容与核心要点：国家卫生健康委 人力资源社会保障部 国家疾控局 全国总工会关于印发《职业病分类和 目录》的通知 职业病分类和目录</w:t>
+        <w:t>文件主要内容与核心要点：中央组织部 人力资源社会保障部 外交部 教育部 科技部 公安部 中国人民银行 海关总署　国家医保局 国家移民局关于进一步做好留学人才回国服务工作的意见</w:t>
       </w:r>
       <w:r>
         <w:rPr>
@@ -1588,72 +1653,7 @@
           <w:sz w:val="24"/>
           <w:u w:val="single"/>
         </w:rPr>
-        <w:t>https://www.gov.cn/gongbao/2025/issue_11886/202502/content_7007111.html</w:t>
-      </w:r>
-      <w:r>
-        <w:rPr>
-          <w:rFonts w:ascii="Times New Roman" w:hAnsi="Times New Roman" w:eastAsia="方正仿宋简体" w:cs="Times New Roman"/>
-          <w:b w:val="0"/>
-          <w:i w:val="0"/>
-          <w:color w:val="000000"/>
-          <w:sz w:val="24"/>
-        </w:rPr>
-        <w:t>）</w:t>
-      </w:r>
-    </w:p>
-    <w:p>
-      <w:pPr>
-        <w:spacing w:line="360" w:lineRule="auto" w:before="80" w:after="0"/>
-        <w:ind w:firstLine="480"/>
-        <w:jc w:val="both"/>
-      </w:pPr>
-      <w:r>
-        <w:rPr>
-          <w:rFonts w:ascii="Times New Roman" w:hAnsi="Times New Roman" w:eastAsia="方正仿宋简体" w:cs="Times New Roman"/>
-          <w:b/>
-          <w:i w:val="0"/>
-          <w:color w:val="000000"/>
-          <w:sz w:val="24"/>
-        </w:rPr>
-        <w:t>8. 《国家卫生健康委 民政部 国家医保局 国家中医药局 国家疾控局关于促进医养结合服务高　质量发展的指导意见》（发布机关：国务院政策文件库，发布日期：2025-02-28）</w:t>
-      </w:r>
-    </w:p>
-    <w:p>
-      <w:pPr>
-        <w:spacing w:line="360" w:lineRule="auto" w:before="0" w:after="60"/>
-        <w:ind w:firstLine="480"/>
-        <w:jc w:val="both"/>
-      </w:pPr>
-      <w:r>
-        <w:rPr>
-          <w:rFonts w:ascii="Times New Roman" w:hAnsi="Times New Roman" w:eastAsia="方正仿宋简体" w:cs="Times New Roman"/>
-          <w:b w:val="0"/>
-          <w:i w:val="0"/>
-          <w:color w:val="000000"/>
-          <w:sz w:val="24"/>
-        </w:rPr>
-        <w:t>文件主要内容与核心要点：国家卫生健康委 民政部 国家医保局 国家中医药局 国家疾控局关于促进医养结合服务高　质量发展的指导意见</w:t>
-      </w:r>
-      <w:r>
-        <w:rPr>
-          <w:rFonts w:ascii="Times New Roman" w:hAnsi="Times New Roman" w:eastAsia="方正仿宋简体" w:cs="Times New Roman"/>
-          <w:b w:val="0"/>
-          <w:i w:val="0"/>
-          <w:color w:val="000000"/>
-          <w:sz w:val="24"/>
-        </w:rPr>
-        <w:t>（官方原文直达：</w:t>
-      </w:r>
-      <w:r>
-        <w:rPr>
-          <w:rFonts w:ascii="Times New Roman" w:hAnsi="Times New Roman" w:eastAsia="方正仿宋简体" w:cs="Times New Roman"/>
-          <w:b w:val="0"/>
-          <w:i w:val="0"/>
-          <w:color w:val="004886"/>
-          <w:sz w:val="24"/>
-          <w:u w:val="single"/>
-        </w:rPr>
-        <w:t>https://www.gov.cn/gongbao/2025/issue_11886/202502/content_7007110.html</w:t>
+        <w:t>https://www.gov.cn/gongbao/2025/issue_11846/202502/content_7002784.html</w:t>
       </w:r>
       <w:r>
         <w:rPr>
